--- a/fuentes/Actividad didáctica CF2.docx
+++ b/fuentes/Actividad didáctica CF2.docx
@@ -976,7 +976,6 @@
                 <w:rFonts w:ascii="Calibri" w:eastAsia="Calibri" w:hAnsi="Calibri" w:cs="Calibri"/>
                 <w:color w:val="595959"/>
               </w:rPr>
-              <w:lastRenderedPageBreak/>
               <w:t xml:space="preserve">Pregunta </w:t>
             </w:r>
             <w:r>
@@ -2408,15 +2407,7 @@
                 <w:rFonts w:ascii="Calibri" w:eastAsia="Calibri" w:hAnsi="Calibri" w:cs="Calibri"/>
                 <w:color w:val="auto"/>
               </w:rPr>
-              <w:t xml:space="preserve">Su respuesta evidencia comprensión sobre el uso de herramientas colaborativas como Teams y SharePoint, aplicando los principios del trabajo en equipo digital y la </w:t>
-            </w:r>
-            <w:r>
-              <w:rPr>
-                <w:rFonts w:ascii="Calibri" w:eastAsia="Calibri" w:hAnsi="Calibri" w:cs="Calibri"/>
-                <w:color w:val="auto"/>
-              </w:rPr>
-              <w:lastRenderedPageBreak/>
-              <w:t>gestión eficiente de la información organizacional. ¡Excelente progreso en su formación digital!</w:t>
+              <w:t>Su respuesta evidencia comprensión sobre el uso de herramientas colaborativas como Teams y SharePoint, aplicando los principios del trabajo en equipo digital y la gestión eficiente de la información organizacional. ¡Excelente progreso en su formación digital!</w:t>
             </w:r>
           </w:p>
         </w:tc>
@@ -2443,7 +2434,6 @@
                 <w:rFonts w:ascii="Calibri" w:eastAsia="Calibri" w:hAnsi="Calibri" w:cs="Calibri"/>
                 <w:color w:val="595959"/>
               </w:rPr>
-              <w:lastRenderedPageBreak/>
               <w:t>Comentario respuesta incorrecta</w:t>
             </w:r>
           </w:p>
@@ -3758,7 +3748,6 @@
                 <w:rFonts w:ascii="Calibri" w:eastAsia="Calibri" w:hAnsi="Calibri" w:cs="Calibri"/>
                 <w:color w:val="595959"/>
               </w:rPr>
-              <w:lastRenderedPageBreak/>
               <w:t>Mensaje cuando supera el 70</w:t>
             </w:r>
             <w:r>
@@ -4491,9 +4480,9 @@
             </wp:anchor>
           </w:drawing>
         </mc:Choice>
-        <mc:Fallback>
+        <mc:Fallback xmlns:pic="http://schemas.openxmlformats.org/drawingml/2006/picture" xmlns:a="http://schemas.openxmlformats.org/drawingml/2006/main">
           <w:pict>
-            <v:rect w14:anchorId="4CD7B852" id="Rectángulo 1" o:spid="_x0000_s1026" style="position:absolute;margin-left:-54pt;margin-top:-14.4pt;width:460.5pt;height:112.3pt;z-index:251659264;visibility:visible;mso-wrap-style:square;mso-wrap-distance-left:9pt;mso-wrap-distance-top:3.6pt;mso-wrap-distance-right:9pt;mso-wrap-distance-bottom:3.6pt;mso-position-horizontal:absolute;mso-position-horizontal-relative:text;mso-position-vertical:absolute;mso-position-vertical-relative:text;v-text-anchor:top" o:gfxdata="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" filled="f" stroked="f">
+            <v:rect id="Rectángulo 1" style="position:absolute;margin-left:-54pt;margin-top:-14.4pt;width:460.5pt;height:112.3pt;z-index:251659264;visibility:visible;mso-wrap-style:square;mso-wrap-distance-left:9pt;mso-wrap-distance-top:3.6pt;mso-wrap-distance-right:9pt;mso-wrap-distance-bottom:3.6pt;mso-position-horizontal:absolute;mso-position-horizontal-relative:text;mso-position-vertical:absolute;mso-position-vertical-relative:text;v-text-anchor:top" o:spid="_x0000_s1026" filled="f" stroked="f" w14:anchorId="4CD7B852" o:gfxdata="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">
               <v:textbox inset="2.53958mm,1.2694mm,2.53958mm,1.2694mm">
                 <w:txbxContent>
                   <w:p>
@@ -5911,17 +5900,19 @@
 </file>
 
 <file path=customXml/item1.xml><?xml version="1.0" encoding="utf-8"?>
-<?mso-contentType ?>
-<FormTemplates xmlns="http://schemas.microsoft.com/sharepoint/v3/contenttype/forms">
-  <Display>DocumentLibraryForm</Display>
-  <Edit>DocumentLibraryForm</Edit>
-  <New>DocumentLibraryForm</New>
-</FormTemplates>
+<p:properties xmlns:p="http://schemas.microsoft.com/office/2006/metadata/properties" xmlns:xsi="http://www.w3.org/2001/XMLSchema-instance" xmlns:pc="http://schemas.microsoft.com/office/infopath/2007/PartnerControls">
+  <documentManagement>
+    <TaxCatchAll xmlns="285d351f-f218-493a-825f-85a9dfbde315" xsi:nil="true"/>
+    <lcf76f155ced4ddcb4097134ff3c332f xmlns="55abea07-cd72-4a95-add0-1082a24cf9e9">
+      <Terms xmlns="http://schemas.microsoft.com/office/infopath/2007/PartnerControls"/>
+    </lcf76f155ced4ddcb4097134ff3c332f>
+  </documentManagement>
+</p:properties>
 </file>
 
 <file path=customXml/item2.xml><?xml version="1.0" encoding="utf-8"?>
-<ct:contentTypeSchema xmlns:ct="http://schemas.microsoft.com/office/2006/metadata/contentType" xmlns:ma="http://schemas.microsoft.com/office/2006/metadata/properties/metaAttributes" ct:_="" ma:_="" ma:contentTypeName="Documento" ma:contentTypeID="0x0101005D7421CBAB376F47AC1876466873BE0C" ma:contentTypeVersion="11" ma:contentTypeDescription="Crear nuevo documento." ma:contentTypeScope="" ma:versionID="c355e60b4cde5dbb71daba652f90dcaf">
-  <xsd:schema xmlns:xsd="http://www.w3.org/2001/XMLSchema" xmlns:xs="http://www.w3.org/2001/XMLSchema" xmlns:p="http://schemas.microsoft.com/office/2006/metadata/properties" xmlns:ns2="55abea07-cd72-4a95-add0-1082a24cf9e9" xmlns:ns3="285d351f-f218-493a-825f-85a9dfbde315" targetNamespace="http://schemas.microsoft.com/office/2006/metadata/properties" ma:root="true" ma:fieldsID="af45bf235921137d7bf462656222ea5a" ns2:_="" ns3:_="">
+<ct:contentTypeSchema xmlns:ct="http://schemas.microsoft.com/office/2006/metadata/contentType" xmlns:ma="http://schemas.microsoft.com/office/2006/metadata/properties/metaAttributes" ct:_="" ma:_="" ma:contentTypeName="Documento" ma:contentTypeID="0x0101005D7421CBAB376F47AC1876466873BE0C" ma:contentTypeVersion="11" ma:contentTypeDescription="Crear nuevo documento." ma:contentTypeScope="" ma:versionID="f360f8b6fb6f4c8bd21c6a7e407e2e16">
+  <xsd:schema xmlns:xsd="http://www.w3.org/2001/XMLSchema" xmlns:xs="http://www.w3.org/2001/XMLSchema" xmlns:p="http://schemas.microsoft.com/office/2006/metadata/properties" xmlns:ns2="55abea07-cd72-4a95-add0-1082a24cf9e9" xmlns:ns3="285d351f-f218-493a-825f-85a9dfbde315" targetNamespace="http://schemas.microsoft.com/office/2006/metadata/properties" ma:root="true" ma:fieldsID="45e32b76c8e436055369618aac27ad35" ns2:_="" ns3:_="">
     <xsd:import namespace="55abea07-cd72-4a95-add0-1082a24cf9e9"/>
     <xsd:import namespace="285d351f-f218-493a-825f-85a9dfbde315"/>
     <xsd:element name="properties">
@@ -6115,29 +6106,15 @@
 </file>
 
 <file path=customXml/item3.xml><?xml version="1.0" encoding="utf-8"?>
-<p:properties xmlns:p="http://schemas.microsoft.com/office/2006/metadata/properties" xmlns:xsi="http://www.w3.org/2001/XMLSchema-instance" xmlns:pc="http://schemas.microsoft.com/office/infopath/2007/PartnerControls">
-  <documentManagement>
-    <TaxCatchAll xmlns="285d351f-f218-493a-825f-85a9dfbde315" xsi:nil="true"/>
-    <lcf76f155ced4ddcb4097134ff3c332f xmlns="55abea07-cd72-4a95-add0-1082a24cf9e9">
-      <Terms xmlns="http://schemas.microsoft.com/office/infopath/2007/PartnerControls"/>
-    </lcf76f155ced4ddcb4097134ff3c332f>
-  </documentManagement>
-</p:properties>
+<?mso-contentType ?>
+<FormTemplates xmlns="http://schemas.microsoft.com/sharepoint/v3/contenttype/forms">
+  <Display>DocumentLibraryForm</Display>
+  <Edit>DocumentLibraryForm</Edit>
+  <New>DocumentLibraryForm</New>
+</FormTemplates>
 </file>
 
 <file path=customXml/itemProps1.xml><?xml version="1.0" encoding="utf-8"?>
-<ds:datastoreItem xmlns:ds="http://schemas.openxmlformats.org/officeDocument/2006/customXml" ds:itemID="{D91356B1-0FB8-448B-A74D-2FF735E0C29A}">
-  <ds:schemaRefs>
-    <ds:schemaRef ds:uri="http://schemas.microsoft.com/sharepoint/v3/contenttype/forms"/>
-  </ds:schemaRefs>
-</ds:datastoreItem>
-</file>
-
-<file path=customXml/itemProps2.xml><?xml version="1.0" encoding="utf-8"?>
-<ds:datastoreItem xmlns:ds="http://schemas.openxmlformats.org/officeDocument/2006/customXml" ds:itemID="{E7B0DF91-7155-44BF-9221-ADAC0100CCFC}"/>
-</file>
-
-<file path=customXml/itemProps3.xml><?xml version="1.0" encoding="utf-8"?>
 <ds:datastoreItem xmlns:ds="http://schemas.openxmlformats.org/officeDocument/2006/customXml" ds:itemID="{29AB67F1-8FF3-4B7A-94A8-FAC388E5205B}">
   <ds:schemaRefs>
     <ds:schemaRef ds:uri="http://schemas.microsoft.com/office/2006/metadata/properties"/>
@@ -6146,4 +6123,16 @@
     <ds:schemaRef ds:uri="55abea07-cd72-4a95-add0-1082a24cf9e9"/>
   </ds:schemaRefs>
 </ds:datastoreItem>
+</file>
+
+<file path=customXml/itemProps2.xml><?xml version="1.0" encoding="utf-8"?>
+<ds:datastoreItem xmlns:ds="http://schemas.openxmlformats.org/officeDocument/2006/customXml" ds:itemID="{09518054-E382-41FF-82EE-793F2EAF2FD9}"/>
+</file>
+
+<file path=customXml/itemProps3.xml><?xml version="1.0" encoding="utf-8"?>
+<ds:datastoreItem xmlns:ds="http://schemas.openxmlformats.org/officeDocument/2006/customXml" ds:itemID="{D91356B1-0FB8-448B-A74D-2FF735E0C29A}">
+  <ds:schemaRefs>
+    <ds:schemaRef ds:uri="http://schemas.microsoft.com/sharepoint/v3/contenttype/forms"/>
+  </ds:schemaRefs>
+</ds:datastoreItem>
 </file>